--- a/Literature Review/Summary/Points-LR.docx
+++ b/Literature Review/Summary/Points-LR.docx
@@ -184,7 +184,15 @@
         <w:t xml:space="preserve"> </w:t>
       </w:r>
       <w:r>
-        <w:t>physical and dynamical processes in order to generate a synthesized estimate of the state of the system across a uniform grid, with spatial homogeneity, temporal continuity, and a multidimensional hierarchy</w:t>
+        <w:t xml:space="preserve">physical and dynamical processes </w:t>
+      </w:r>
+      <w:proofErr w:type="gramStart"/>
+      <w:r>
+        <w:t>in order to</w:t>
+      </w:r>
+      <w:proofErr w:type="gramEnd"/>
+      <w:r>
+        <w:t xml:space="preserve"> generate a synthesized estimate of the state of the system across a uniform grid, with spatial homogeneity, temporal continuity, and a multidimensional hierarchy</w:t>
       </w:r>
     </w:p>
     <w:p>
@@ -875,7 +883,15 @@
         <w:t xml:space="preserve"> </w:t>
       </w:r>
       <w:r>
-        <w:t>CRU-TS,ERA-I,</w:t>
+        <w:t>CRU-</w:t>
+      </w:r>
+      <w:proofErr w:type="gramStart"/>
+      <w:r>
+        <w:t>TS,ERA</w:t>
+      </w:r>
+      <w:proofErr w:type="gramEnd"/>
+      <w:r>
+        <w:t>-I,</w:t>
       </w:r>
       <w:r>
         <w:t xml:space="preserve"> </w:t>
@@ -1393,11 +1409,16 @@
       </w:r>
       <w:proofErr w:type="spellEnd"/>
       <w:r>
-        <w:t xml:space="preserve"> 2023 - </w:t>
+        <w:t xml:space="preserve"> 2023 </w:t>
+      </w:r>
+      <w:proofErr w:type="gramStart"/>
+      <w:r>
+        <w:t xml:space="preserve">- </w:t>
       </w:r>
       <w:r>
         <w:t>,previous</w:t>
       </w:r>
+      <w:proofErr w:type="gramEnd"/>
       <w:r>
         <w:t xml:space="preserve"> </w:t>
       </w:r>
@@ -1669,6 +1690,7 @@
       <w:r>
         <w:t xml:space="preserve"> </w:t>
       </w:r>
+      <w:proofErr w:type="gramStart"/>
       <w:r>
         <w:t>most</w:t>
       </w:r>
@@ -1684,6 +1706,7 @@
       <w:r>
         <w:t>used</w:t>
       </w:r>
+      <w:proofErr w:type="gramEnd"/>
       <w:r>
         <w:t xml:space="preserve"> </w:t>
       </w:r>
@@ -1801,8 +1824,13 @@
       <w:r>
         <w:t xml:space="preserve"> </w:t>
       </w:r>
-      <w:r>
-        <w:t>process(AHP)</w:t>
+      <w:proofErr w:type="gramStart"/>
+      <w:r>
+        <w:t>process(</w:t>
+      </w:r>
+      <w:proofErr w:type="gramEnd"/>
+      <w:r>
+        <w:t>AHP)</w:t>
       </w:r>
       <w:r>
         <w:t xml:space="preserve"> </w:t>
@@ -2891,9 +2919,11 @@
       <w:r>
         <w:t xml:space="preserve"> </w:t>
       </w:r>
+      <w:proofErr w:type="gramStart"/>
       <w:r>
         <w:t>weightage</w:t>
       </w:r>
+      <w:proofErr w:type="gramEnd"/>
       <w:r>
         <w:t xml:space="preserve"> </w:t>
       </w:r>
@@ -2904,13 +2934,27 @@
         <w:t xml:space="preserve"> </w:t>
       </w:r>
       <w:r>
-        <w:t>(GWR)model</w:t>
-      </w:r>
-      <w:r>
-        <w:t xml:space="preserve"> </w:t>
-      </w:r>
-      <w:r>
-        <w:t>investigates the non-stationary and scale- dependent characteristics of the association among dependent and independent variables (Foody, 2003)</w:t>
+        <w:t>(GWR)</w:t>
+      </w:r>
+      <w:r>
+        <w:t xml:space="preserve"> </w:t>
+      </w:r>
+      <w:r>
+        <w:t>model</w:t>
+      </w:r>
+      <w:r>
+        <w:t xml:space="preserve"> </w:t>
+      </w:r>
+      <w:r>
+        <w:t>investigates the non-</w:t>
+      </w:r>
+      <w:proofErr w:type="gramStart"/>
+      <w:r>
+        <w:t>stationary</w:t>
+      </w:r>
+      <w:proofErr w:type="gramEnd"/>
+      <w:r>
+        <w:t xml:space="preserve"> and scale- dependent characteristics of the association among dependent and independent variables (Foody, 2003)</w:t>
       </w:r>
     </w:p>
     <w:p>
@@ -3027,13 +3071,7 @@
         <w:t xml:space="preserve">Oukaddour 2015 - </w:t>
       </w:r>
       <w:r>
-        <w:t xml:space="preserve">The problem of the altitude and orography effects is challenging for all the </w:t>
-      </w:r>
-      <w:r>
-        <w:t>examined</w:t>
-      </w:r>
-      <w:r>
-        <w:t xml:space="preserve"> products. Our analysis shows clearly that the precipitation estimates deviate from gauge data as moving from the plain to the piedmont and more importantly to the mountains. This problem was previously reported by other studies (Chen et al. 2021; Dubey et al. 2021; Araghi and Adamowski 2024).</w:t>
+        <w:t>The problem of the altitude and orography effects is challenging for all the examined products. Our analysis shows clearly that the precipitation estimates deviate from gauge data as moving from the plain to the piedmont and more importantly to the mountains. This problem was previously reported by other studies (Chen et al. 2021; Dubey et al. 2021; Araghi and Adamowski 2024).</w:t>
       </w:r>
     </w:p>
     <w:p>
@@ -4590,6 +4628,7 @@
   <w:style w:type="character" w:default="1" w:styleId="DefaultParagraphFont">
     <w:name w:val="Default Paragraph Font"/>
     <w:uiPriority w:val="1"/>
+    <w:semiHidden/>
     <w:unhideWhenUsed/>
   </w:style>
   <w:style w:type="table" w:default="1" w:styleId="TableNormal">
